--- a/registry/jobs/2026-10-02_181227_kozak-agency_senior-go-developer_f7ad5cb8-efc4-481b-96b4-93cd596e43ef/application/CV_ValentinNikolaev_kozakagency_SeniorGoDeveloper.docx
+++ b/registry/jobs/2026-10-02_181227_kozak-agency_senior-go-developer_f7ad5cb8-efc4-481b-96b4-93cd596e43ef/application/CV_ValentinNikolaev_kozakagency_SeniorGoDeveloper.docx
@@ -55,7 +55,7 @@
         </w:rPr>
         <w:t xml:space="preserve">Rome, Italy | </w:t>
       </w:r>
-      <w:hyperlink w:history="1" r:id="rId5ev5d4qnglbjl3jfdlmy0">
+      <w:hyperlink w:history="1" r:id="rIdestxf66z_ykt_bce9hxlj">
         <w:r>
           <w:rPr>
             <w:rFonts w:ascii="Aptos" w:cs="Aptos" w:eastAsia="Aptos" w:hAnsi="Aptos"/>
@@ -78,7 +78,7 @@
         </w:rPr>
         <w:t xml:space="preserve"> | +39 351 370 1194 | LinkedIn: </w:t>
       </w:r>
-      <w:hyperlink w:history="1" r:id="rIdo8ftibidoj1usbl2wovvf">
+      <w:hyperlink w:history="1" r:id="rIdtytylfbreya4xczx_ngne">
         <w:r>
           <w:rPr>
             <w:rFonts w:ascii="Aptos" w:cs="Aptos" w:eastAsia="Aptos" w:hAnsi="Aptos"/>
@@ -101,7 +101,7 @@
         </w:rPr>
         <w:t xml:space="preserve"> | GitHub: </w:t>
       </w:r>
-      <w:hyperlink w:history="1" r:id="rIdcgradm0gzu_cg0qhiuxku">
+      <w:hyperlink w:history="1" r:id="rId-rgrid_ry0xuuwud3csce">
         <w:r>
           <w:rPr>
             <w:rFonts w:ascii="Aptos" w:cs="Aptos" w:eastAsia="Aptos" w:hAnsi="Aptos"/>
@@ -489,16 +489,16 @@
         <w:spacing w:after="120" w:before="240"/>
         <w:keepNext/>
       </w:pPr>
-      <w:bookmarkStart w:name="_Toc_PDFfiller_Software_Developer_October_201_7" w:id="1"/>
-      <w:r>
-        <w:rPr>
-          <w:rFonts w:ascii="Aptos" w:cs="Aptos" w:eastAsia="Aptos" w:hAnsi="Aptos"/>
-          <w:color w:val="000000"/>
-          <w:sz w:val="24"/>
-          <w:szCs w:val="24"/>
-          <w:rtl w:val="false"/>
-        </w:rPr>
-        <w:t xml:space="preserve">PDFfiller — Software Developer | October 2016 – November 2019</w:t>
+      <w:bookmarkStart w:name="_Toc_airSlate_Software_Developer_February_202_7" w:id="1"/>
+      <w:r>
+        <w:rPr>
+          <w:rFonts w:ascii="Aptos" w:cs="Aptos" w:eastAsia="Aptos" w:hAnsi="Aptos"/>
+          <w:color w:val="000000"/>
+          <w:sz w:val="24"/>
+          <w:szCs w:val="24"/>
+          <w:rtl w:val="false"/>
+        </w:rPr>
+        <w:t xml:space="preserve">airSlate — Software Developer | February 2021 – August 2023</w:t>
       </w:r>
       <w:bookmarkEnd w:id="1"/>
     </w:p>
@@ -521,28 +521,70 @@
           <w:szCs w:val="24"/>
           <w:rtl w:val="false"/>
         </w:rPr>
-        <w:t xml:space="preserve">Led five backend engineers delivering a transactional email service that handled about three million messages in an ordinary month.</w:t>
-      </w:r>
-    </w:p>
-    <w:p>
-      <w:pPr>
-        <w:pStyle w:val="ListParagraph"/>
-        <w:numPr>
-          <w:ilvl w:val="0"/>
-          <w:numId w:val="1"/>
-        </w:numPr>
-        <w:bidi w:val="false"/>
-        <w:spacing w:after="60" w:before="60"/>
-      </w:pPr>
-      <w:r>
-        <w:rPr>
-          <w:rFonts w:ascii="Aptos" w:cs="Aptos" w:eastAsia="Aptos" w:hAnsi="Aptos"/>
-          <w:color w:val="000000"/>
-          <w:sz w:val="24"/>
-          <w:szCs w:val="24"/>
-          <w:rtl w:val="false"/>
-        </w:rPr>
-        <w:t xml:space="preserve">Led the backend team through BFCM peaks reaching up to ten times ordinary email traffic, applying messaging and deliverability expertise under the seasonal surge.</w:t>
+        <w:t xml:space="preserve">Led backend work that lowered the main database's maximum workload to 65%, helping prevent service interruptions during peak traffic.</w:t>
+      </w:r>
+    </w:p>
+    <w:p>
+      <w:pPr>
+        <w:pStyle w:val="ListParagraph"/>
+        <w:numPr>
+          <w:ilvl w:val="0"/>
+          <w:numId w:val="1"/>
+        </w:numPr>
+        <w:bidi w:val="false"/>
+        <w:spacing w:after="60" w:before="60"/>
+      </w:pPr>
+      <w:r>
+        <w:rPr>
+          <w:rFonts w:ascii="Aptos" w:cs="Aptos" w:eastAsia="Aptos" w:hAnsi="Aptos"/>
+          <w:color w:val="000000"/>
+          <w:sz w:val="24"/>
+          <w:szCs w:val="24"/>
+          <w:rtl w:val="false"/>
+        </w:rPr>
+        <w:t xml:space="preserve">Identified and optimized backend bottlenecks, reducing average API response times by 30%.</w:t>
+      </w:r>
+    </w:p>
+    <w:p>
+      <w:pPr>
+        <w:pStyle w:val="ListParagraph"/>
+        <w:numPr>
+          <w:ilvl w:val="0"/>
+          <w:numId w:val="1"/>
+        </w:numPr>
+        <w:bidi w:val="false"/>
+        <w:spacing w:after="60" w:before="60"/>
+      </w:pPr>
+      <w:r>
+        <w:rPr>
+          <w:rFonts w:ascii="Aptos" w:cs="Aptos" w:eastAsia="Aptos" w:hAnsi="Aptos"/>
+          <w:color w:val="000000"/>
+          <w:sz w:val="24"/>
+          <w:szCs w:val="24"/>
+          <w:rtl w:val="false"/>
+        </w:rPr>
+        <w:t xml:space="preserve">Led CI/CD improvements that shortened feature-delivery time by 11 minutes, about 70%, while making releases more consistent.</w:t>
+      </w:r>
+    </w:p>
+    <w:p>
+      <w:pPr>
+        <w:pStyle w:val="ListParagraph"/>
+        <w:numPr>
+          <w:ilvl w:val="0"/>
+          <w:numId w:val="1"/>
+        </w:numPr>
+        <w:bidi w:val="false"/>
+        <w:spacing w:after="60" w:before="60"/>
+      </w:pPr>
+      <w:r>
+        <w:rPr>
+          <w:rFonts w:ascii="Aptos" w:cs="Aptos" w:eastAsia="Aptos" w:hAnsi="Aptos"/>
+          <w:color w:val="000000"/>
+          <w:sz w:val="24"/>
+          <w:szCs w:val="24"/>
+          <w:rtl w:val="false"/>
+        </w:rPr>
+        <w:t xml:space="preserve">Directed backend planning and team delivery with Product and Development, increasing the team's feature-delivery rate by about 20%.</w:t>
       </w:r>
     </w:p>
     <w:p>
@@ -559,6 +601,87 @@
           <w:szCs w:val="24"/>
           <w:rtl w:val="false"/>
         </w:rPr>
+        <w:t xml:space="preserve">Technologies: PHP, Laravel, MySQL, Elasticsearch, RabbitMQ, AWS, REST APIs, CI/CD</w:t>
+      </w:r>
+    </w:p>
+    <w:p>
+      <w:pPr>
+        <w:pStyle w:val="3"/>
+        <w:pStyle w:val="Heading3"/>
+        <w:bidi w:val="false"/>
+        <w:spacing w:after="120" w:before="240"/>
+        <w:keepNext/>
+      </w:pPr>
+      <w:bookmarkStart w:name="_Toc_PDFfiller_Software_Developer_October_201_8" w:id="1"/>
+      <w:r>
+        <w:rPr>
+          <w:rFonts w:ascii="Aptos" w:cs="Aptos" w:eastAsia="Aptos" w:hAnsi="Aptos"/>
+          <w:color w:val="000000"/>
+          <w:sz w:val="24"/>
+          <w:szCs w:val="24"/>
+          <w:rtl w:val="false"/>
+        </w:rPr>
+        <w:t xml:space="preserve">PDFfiller — Software Developer | October 2016 – November 2019</w:t>
+      </w:r>
+      <w:bookmarkEnd w:id="1"/>
+    </w:p>
+    <w:p>
+      <w:pPr>
+        <w:pStyle w:val="ListParagraph"/>
+        <w:numPr>
+          <w:ilvl w:val="0"/>
+          <w:numId w:val="1"/>
+        </w:numPr>
+        <w:bidi w:val="false"/>
+        <w:spacing w:after="60" w:before="60"/>
+        <w:keepNext/>
+      </w:pPr>
+      <w:r>
+        <w:rPr>
+          <w:rFonts w:ascii="Aptos" w:cs="Aptos" w:eastAsia="Aptos" w:hAnsi="Aptos"/>
+          <w:color w:val="000000"/>
+          <w:sz w:val="24"/>
+          <w:szCs w:val="24"/>
+          <w:rtl w:val="false"/>
+        </w:rPr>
+        <w:t xml:space="preserve">Led five backend engineers delivering a transactional email service that handled about three million messages in an ordinary month.</w:t>
+      </w:r>
+    </w:p>
+    <w:p>
+      <w:pPr>
+        <w:pStyle w:val="ListParagraph"/>
+        <w:numPr>
+          <w:ilvl w:val="0"/>
+          <w:numId w:val="1"/>
+        </w:numPr>
+        <w:bidi w:val="false"/>
+        <w:spacing w:after="60" w:before="60"/>
+      </w:pPr>
+      <w:r>
+        <w:rPr>
+          <w:rFonts w:ascii="Aptos" w:cs="Aptos" w:eastAsia="Aptos" w:hAnsi="Aptos"/>
+          <w:color w:val="000000"/>
+          <w:sz w:val="24"/>
+          <w:szCs w:val="24"/>
+          <w:rtl w:val="false"/>
+        </w:rPr>
+        <w:t xml:space="preserve">Led the backend team through BFCM peaks reaching up to ten times ordinary email traffic, applying messaging and deliverability expertise under the seasonal surge.</w:t>
+      </w:r>
+    </w:p>
+    <w:p>
+      <w:pPr>
+        <w:bidi w:val="false"/>
+        <w:spacing w:after="120" w:before="120" w:line="259.20000000000005"/>
+        <w:jc w:val="left"/>
+      </w:pPr>
+      <w:r>
+        <w:rPr>
+          <w:rFonts w:ascii="Aptos" w:cs="Aptos" w:eastAsia="Aptos" w:hAnsi="Aptos"/>
+          <w:color w:val="000000"/>
+          <w:sz w:val="24"/>
+          <w:szCs w:val="24"/>
+          <w:rtl w:val="false"/>
+        </w:rPr>
         <w:t xml:space="preserve">Technologies: PHP, Laravel, MySQL, RabbitMQ, AWS, email infrastructure</w:t>
       </w:r>
     </w:p>
@@ -569,7 +692,7 @@
         <w:bidi w:val="false"/>
         <w:spacing w:after="120" w:before="240"/>
       </w:pPr>
-      <w:bookmarkStart w:name="_Toc_Education_8" w:id="1"/>
+      <w:bookmarkStart w:name="_Toc_Education_9" w:id="1"/>
       <w:r>
         <w:rPr>
           <w:rFonts w:ascii="Aptos" w:cs="Aptos" w:eastAsia="Aptos" w:hAnsi="Aptos"/>
@@ -606,7 +729,7 @@
         <w:bidi w:val="false"/>
         <w:spacing w:after="120" w:before="240"/>
       </w:pPr>
-      <w:bookmarkStart w:name="_Toc_Languages_9" w:id="1"/>
+      <w:bookmarkStart w:name="_Toc_Languages_10" w:id="1"/>
       <w:r>
         <w:rPr>
           <w:rFonts w:ascii="Aptos" w:cs="Aptos" w:eastAsia="Aptos" w:hAnsi="Aptos"/>
